--- a/output/docx/ru/BUFRCREX_TableB_ru_06.docx
+++ b/output/docx/ru/BUFRCREX_TableB_ru_06.docx
@@ -2361,7 +2361,7 @@
                 <w:b w:val="0"/>
                 <w:sz w:val="16"/>
               </w:rPr>
-              <w:t>Note 183: Смещение по оси X — это расстояния между точкой отсчета проекции и верхним левым углом верхнего левого пикселя на карте.</w:t>
+              <w:t>Note B183: Смещение по оси X — это расстояния между точкой отсчета проекции и верхним левым углом верхнего левого пикселя на карте.</w:t>
             </w:r>
           </w:p>
         </w:tc>
@@ -3143,7 +3143,7 @@
           <w:i/>
           <w:sz w:val="14"/>
         </w:rPr>
-        <w:t>Note 62: Расстояние следует использовать только для установленного местоположения, а также пеленга, азимута или превышения; оно не должно переопределять это местоположение.</w:t>
+        <w:t>Note B62: Расстояние следует использовать только для установленного местоположения, а также пеленга, азимута или превышения; оно не должно переопределять это местоположение.</w:t>
       </w:r>
     </w:p>
     <w:p>
@@ -3153,7 +3153,7 @@
           <w:i/>
           <w:sz w:val="14"/>
         </w:rPr>
-        <w:t>Note 66: Увеличение широты с востока на запад следует выражать отрицательным значением.</w:t>
+        <w:t>Note B66: Увеличение широты с востока на запад следует выражать отрицательным значением.</w:t>
       </w:r>
     </w:p>
     <w:p>
@@ -3163,7 +3163,7 @@
           <w:i/>
           <w:sz w:val="14"/>
         </w:rPr>
-        <w:t>Note 141: Размер элемента изображения на горизонтали — 2 указывается в положении, где масштабный коэффициент карты равен единице.</w:t>
+        <w:t>Note B141: Размер элемента изображения на горизонтали — 2 указывается в положении, где масштабный коэффициент карты равен единице.</w:t>
       </w:r>
     </w:p>
     <w:p>
@@ -3173,7 +3173,7 @@
           <w:i/>
           <w:sz w:val="14"/>
         </w:rPr>
-        <w:t>Note 164: Величины долготы ограничены диапазоном от –180 до +180 градусов.</w:t>
+        <w:t>Note B164: Величины долготы ограничены диапазоном от –180 до +180 градусов.</w:t>
       </w:r>
     </w:p>
     <w:p>
@@ -3183,7 +3183,7 @@
           <w:i/>
           <w:sz w:val="14"/>
         </w:rPr>
-        <w:t>Note 166: Западная долгота выражается отрицательными величинами.</w:t>
+        <w:t>Note B166: Западная долгота выражается отрицательными величинами.</w:t>
       </w:r>
     </w:p>
     <w:sectPr>
